--- a/documentos/RQM Historico de Precios y Proveedor en Inventario de Minimos/MANUAL TECNICO - Inventario del Articulo en Alarma de Cantidades Minimas.docx
+++ b/documentos/RQM Historico de Precios y Proveedor en Inventario de Minimos/MANUAL TECNICO - Inventario del Articulo en Alarma de Cantidades Minimas.docx
@@ -150,7 +150,7 @@
           <w:sz w:val="28"/>
           <w:szCs w:val="28"/>
         </w:rPr>
-        <w:t xml:space="preserve">Versión 1.1: última compra confirmada (Proveedor en Inventario de Mínimos)</w:t>
+        <w:t>Versión 1.1: última compra confirmada (Proveedor en Inventario de Mínimos)</w:t>
       </w:r>
     </w:p>
     <w:p>
@@ -244,18 +244,10 @@
         <w:jc w:val="center"/>
         <w:rPr>
           <w:rFonts w:ascii="Century Gothic" w:hAnsi="Century Gothic" w:cstheme="majorHAnsi"/>
-          <w:sz w:val="52"/>
-          <w:szCs w:val="52"/>
         </w:rPr>
       </w:pPr>
-    </w:p>
-    <w:p>
-      <w:pPr>
-        <w:jc w:val="center"/>
-        <w:rPr>
-          <w:rFonts w:ascii="Century Gothic" w:hAnsi="Century Gothic" w:cstheme="majorHAnsi"/>
-        </w:rPr>
-      </w:pPr>
+      <w:bookmarkStart w:id="0" w:name="_GoBack"/>
+      <w:bookmarkEnd w:id="0"/>
     </w:p>
     <w:p>
       <w:pPr>
@@ -272,7 +264,7 @@
           <w:sz w:val="28"/>
           <w:szCs w:val="28"/>
         </w:rPr>
-        <w:t xml:space="preserve">Bogotá, 10 de octubre de 2026</w:t>
+        <w:t>Bogotá, 10 de octubre de 2026</w:t>
       </w:r>
     </w:p>
     <w:p>
@@ -466,7 +458,7 @@
                 <w:sz w:val="17"/>
                 <w:szCs w:val="17"/>
               </w:rPr>
-              <w:t xml:space="preserve">Versión</w:t>
+              <w:t>Versión</w:t>
             </w:r>
           </w:p>
         </w:tc>
@@ -496,7 +488,7 @@
                 <w:sz w:val="17"/>
                 <w:szCs w:val="17"/>
               </w:rPr>
-              <w:t xml:space="preserve">1.1 – Ajuste: última compra confirmada (1.0: 1 de octubre de 2026)</w:t>
+              <w:t>1.1 – Ajuste: última compra confirmada (1.0: 1 de octubre de 2026)</w:t>
             </w:r>
           </w:p>
         </w:tc>
@@ -528,7 +520,7 @@
                 <w:sz w:val="17"/>
                 <w:szCs w:val="17"/>
               </w:rPr>
-              <w:t xml:space="preserve">Fecha</w:t>
+              <w:t>Fecha</w:t>
             </w:r>
           </w:p>
         </w:tc>
@@ -558,7 +550,7 @@
                 <w:sz w:val="17"/>
                 <w:szCs w:val="17"/>
               </w:rPr>
-              <w:t xml:space="preserve">10 de octubre de 2026</w:t>
+              <w:t>10 de octubre de 2026</w:t>
             </w:r>
           </w:p>
         </w:tc>
@@ -714,7 +706,7 @@
                 <w:sz w:val="17"/>
                 <w:szCs w:val="17"/>
               </w:rPr>
-              <w:t xml:space="preserve">Rama</w:t>
+              <w:t>Rama</w:t>
             </w:r>
           </w:p>
         </w:tc>
@@ -744,7 +736,7 @@
                 <w:sz w:val="17"/>
                 <w:szCs w:val="17"/>
               </w:rPr>
-              <w:t xml:space="preserve">RQM-InventarioCompletoEnAlarmaDeCantidadMinima (1.0) · RQM_ProveedorEnInventarioCantidadMinima (1.1)</w:t>
+              <w:t>RQM-InventarioCompletoEnAlarmaDeCantidadMinima (1.0) · RQM_ProveedorEnInventarioCantidadMinima (1.1)</w:t>
             </w:r>
           </w:p>
         </w:tc>
@@ -806,15 +798,7 @@
                 <w:sz w:val="17"/>
                 <w:szCs w:val="17"/>
               </w:rPr>
-              <w:t>Manual Funcional – Inventario del Artícul</w:t>
-            </w:r>
-            <w:r>
-              <w:rPr>
-                <w:rFonts w:ascii="Century Gothic" w:eastAsia="Century Gothic" w:hAnsi="Century Gothic" w:cs="Century Gothic"/>
-                <w:sz w:val="17"/>
-                <w:szCs w:val="17"/>
-              </w:rPr>
-              <w:t>o en la Alarma de Cantidades Mínimas</w:t>
+              <w:t>Manual Funcional – Inventario del Artículo en la Alarma de Cantidades Mínimas</w:t>
             </w:r>
           </w:p>
           <w:p>
@@ -853,20 +837,20 @@
                 <w:sz w:val="17"/>
                 <w:szCs w:val="17"/>
               </w:rPr>
-              <w:t xml:space="preserve">PROPUESTA – Histórico de Precios y Proveedor en Inventario de Mínimos (Opción 2)</w:t>
-            </w:r>
-          </w:p>
-          <w:p>
-            <w:pPr>
-              <w:spacing w:before="30" w:after="30"/>
-            </w:pPr>
-            <w:r>
-              <w:rPr>
-                <w:rFonts w:ascii="Century Gothic" w:eastAsia="Century Gothic" w:hAnsi="Century Gothic" w:cs="Century Gothic"/>
-                <w:sz w:val="17"/>
-                <w:szCs w:val="17"/>
-              </w:rPr>
-              <w:t xml:space="preserve">Plan (01) y Bitácora de pruebas (02) del ajuste 1.1</w:t>
+              <w:t>PROPUESTA – Histórico de Precios y Proveedor en Inventario de Mínimos (Opción 2)</w:t>
+            </w:r>
+          </w:p>
+          <w:p>
+            <w:pPr>
+              <w:spacing w:before="30" w:after="30"/>
+            </w:pPr>
+            <w:r>
+              <w:rPr>
+                <w:rFonts w:ascii="Century Gothic" w:eastAsia="Century Gothic" w:hAnsi="Century Gothic" w:cs="Century Gothic"/>
+                <w:sz w:val="17"/>
+                <w:szCs w:val="17"/>
+              </w:rPr>
+              <w:t>Plan (01) y Bitácora de pruebas (02) del ajuste 1.1</w:t>
             </w:r>
           </w:p>
         </w:tc>
@@ -882,10 +866,7 @@
     </w:p>
     <w:p>
       <w:r>
-        <w:t>Este documento describe la implementación técnica del ítem aprobado por PROMOS de la propuesta "</w:t>
-      </w:r>
-      <w:r>
-        <w:t xml:space="preserve">Módulo de Órdenes de Pago a Proveedores": </w:t>
+        <w:t xml:space="preserve">Este documento describe la implementación técnica del ítem aprobado por PROMOS de la propuesta "Módulo de Órdenes de Pago a Proveedores": </w:t>
       </w:r>
       <w:r>
         <w:rPr>
@@ -903,10 +884,7 @@
         <w:pStyle w:val="Ttulo2"/>
       </w:pPr>
       <w:r>
-        <w:t>Alcan</w:t>
-      </w:r>
-      <w:r>
-        <w:t>ce implementado</w:t>
+        <w:t>Alcance implementado</w:t>
       </w:r>
     </w:p>
     <w:p>
@@ -935,10 +913,7 @@
         <w:t>Sobrepaso de cantidades mínimas por referencia</w:t>
       </w:r>
       <w:r>
-        <w:t xml:space="preserve"> del Tablero: imagen del artículo + inventario de todas sus referencias activas (Bodega Local, Zona Franca, Stock Físico, Tránsito, Comprometido, </w:t>
-      </w:r>
-      <w:r>
-        <w:t>Disponible) con la referencia de la alarma resaltada.</w:t>
+        <w:t xml:space="preserve"> del Tablero: imagen del artículo + inventario de todas sus referencias activas (Bodega Local, Zona Franca, Stock Físico, Tránsito, Comprometido, Disponible) con la referencia de la alarma resaltada.</w:t>
       </w:r>
     </w:p>
     <w:p>
@@ -985,14 +960,7 @@
           <w:b/>
           <w:bCs/>
         </w:rPr>
-        <w:t>Excel del correo periódico de cantidades m</w:t>
-      </w:r>
-      <w:r>
-        <w:rPr>
-          <w:b/>
-          <w:bCs/>
-        </w:rPr>
-        <w:t>ínimas</w:t>
+        <w:t>Excel del correo periódico de cantidades mínimas</w:t>
       </w:r>
       <w:r>
         <w:t xml:space="preserve"> (RQM en producción): un grupo por artículo con "+" de Excel que despliega el inventario de sus referencias, con las mismas cifras y fórmulas del diálogo.</w:t>
@@ -1014,10 +982,7 @@
         <w:t>Corrección del Tablero:</w:t>
       </w:r>
       <w:r>
-        <w:t xml:space="preserve"> la pestaña seleccionada al entrar es la primera que el usuario tiene pe</w:t>
-      </w:r>
-      <w:r>
-        <w:t>rmiso de ver (hallazgo durante las pruebas).</w:t>
+        <w:t xml:space="preserve"> la pestaña seleccionada al entrar es la primera que el usuario tiene permiso de ver (hallazgo durante las pruebas).</w:t>
       </w:r>
     </w:p>
     <w:p>
@@ -1057,10 +1022,14 @@
           <w:b/>
           <w:bCs/>
         </w:rPr>
-        <w:t xml:space="preserve">Versión 1.1 (10 de octubre de 2026):</w:t>
-      </w:r>
-      <w:r>
-        <w:t xml:space="preserve"> datos de la última orden de compra Confirmada de cada referencia (proveedor, fecha de la OC, fecha real de recibo, cantidad solicitada y recibida): columna Proveedor con tooltip en el diálogo y cinco columnas en las filas de detalle del Excel del correo. Corresponde a la Opción 2 de la propuesta "Histórico de Precios y Proveedor en Inventario de Mínimos".</w:t>
+        <w:t>Versión 1.1 (10 de octubre de 2026):</w:t>
+      </w:r>
+      <w:r>
+        <w:t xml:space="preserve"> datos de la última orden de compra Confirmada de cada referencia (proveedor, fecha de la OC, fecha real de recibo, cantidad solicitada y recibida): columna Proveedor con tooltip en el diálogo y cinco columnas en las filas de detalle del </w:t>
+      </w:r>
+      <w:r>
+        <w:lastRenderedPageBreak/>
+        <w:t>Excel del correo. Corresponde a la Opción 2 de la propuesta "Histórico de Precios y Proveedor en Inventario de Mínimos".</w:t>
       </w:r>
     </w:p>
     <w:p>
@@ -1073,10 +1042,7 @@
     </w:p>
     <w:p>
       <w:r>
-        <w:t>La solución respeta la arquitectura en capas existente (Clean Ar</w:t>
-      </w:r>
-      <w:r>
-        <w:t xml:space="preserve">chitecture): la interfaz no conoce la capa de datos y todo pasa por </w:t>
+        <w:t xml:space="preserve">La solución respeta la arquitectura en capas existente (Clean Architecture): la interfaz no conoce la capa de datos y todo pasa por </w:t>
       </w:r>
       <w:r>
         <w:rPr>
@@ -1096,10 +1062,7 @@
         <w:t>caso de uso</w:t>
       </w:r>
       <w:r>
-        <w:t>. El mismo caso de uso alimenta el diálogo del Tablero y el Excel del correo, por lo que ambos muestran exactamente las mismas</w:t>
-      </w:r>
-      <w:r>
-        <w:t xml:space="preserve"> cifras.</w:t>
+        <w:t>. El mismo caso de uso alimenta el diálogo del Tablero y el Excel del correo, por lo que ambos muestran exactamente las mismas cifras.</w:t>
       </w:r>
     </w:p>
     <w:p>
@@ -1113,7 +1076,6 @@
           <w:sz w:val="17"/>
           <w:szCs w:val="17"/>
         </w:rPr>
-        <w:lastRenderedPageBreak/>
         <w:t>UI (Aldebaran.Web)                                    -&gt; solo presenta</w:t>
       </w:r>
     </w:p>
@@ -1240,15 +1202,7 @@
           <w:sz w:val="17"/>
           <w:szCs w:val="17"/>
         </w:rPr>
-        <w:t>I</w:t>
-      </w:r>
-      <w:r>
-        <w:rPr>
-          <w:rFonts w:ascii="Consolas" w:eastAsia="Consolas" w:hAnsi="Consolas" w:cs="Consolas"/>
-          <w:sz w:val="17"/>
-          <w:szCs w:val="17"/>
-        </w:rPr>
-        <w:t>ArticleInventoryService / ArticleInventoryService  (Application.Services - caso de uso)</w:t>
+        <w:t>IArticleInventoryService / ArticleInventoryService  (Application.Services - caso de uso)</w:t>
       </w:r>
     </w:p>
     <w:p>
@@ -1316,16 +1270,7 @@
           <w:szCs w:val="17"/>
           <w:lang w:val="en-US"/>
         </w:rPr>
-        <w:t>Entidad keyless: ItemRefer</w:t>
-      </w:r>
-      <w:r>
-        <w:rPr>
-          <w:rFonts w:ascii="Consolas" w:eastAsia="Consolas" w:hAnsi="Consolas" w:cs="Consolas"/>
-          <w:sz w:val="17"/>
-          <w:szCs w:val="17"/>
-          <w:lang w:val="en-US"/>
-        </w:rPr>
-        <w:t>enceInventory</w:t>
+        <w:t>Entidad keyless: ItemReferenceInventory</w:t>
       </w:r>
     </w:p>
     <w:p>
@@ -1417,16 +1362,7 @@
           <w:sz w:val="18"/>
           <w:szCs w:val="18"/>
         </w:rPr>
-        <w:t>MinimumQuantityNotifications.</w:t>
-      </w:r>
-      <w:r>
-        <w:rPr>
-          <w:rFonts w:ascii="Consolas" w:eastAsia="Consolas" w:hAnsi="Consolas" w:cs="Consolas"/>
-          <w:color w:val="833C0B"/>
-          <w:sz w:val="18"/>
-          <w:szCs w:val="18"/>
-        </w:rPr>
-        <w:t>ShowArticleInventoryDialogAsync</w:t>
+        <w:t>MinimumQuantityNotifications.ShowArticleInventoryDialogAsync</w:t>
       </w:r>
       <w:r>
         <w:t xml:space="preserve"> abre </w:t>
@@ -1513,10 +1449,7 @@
         </w:numPr>
       </w:pPr>
       <w:r>
-        <w:t>El servicio valida la ref</w:t>
-      </w:r>
-      <w:r>
-        <w:t>erencia (≤ 0 → lista vacía sin ir a BD), invoca el repositorio y mapea cada fila al modelo del caso de uso.</w:t>
+        <w:t>El servicio valida la referencia (≤ 0 → lista vacía sin ir a BD), invoca el repositorio y mapea cada fila al modelo del caso de uso.</w:t>
       </w:r>
     </w:p>
     <w:p>
@@ -1588,10 +1521,7 @@
         <w:t>CellRender</w:t>
       </w:r>
       <w:r>
-        <w:t>: negrita y fondo #fff3</w:t>
-      </w:r>
-      <w:r>
-        <w:t>cd) y muestra los números en formato N0; Disponible en verde (&gt; 0) o rojo (≤ 0).</w:t>
+        <w:t>: negrita y fondo #fff3cd) y muestra los números en formato N0; Disponible en verde (&gt; 0) o rojo (≤ 0).</w:t>
       </w:r>
     </w:p>
     <w:p>
@@ -1610,7 +1540,7 @@
           <w:b/>
           <w:bCs/>
         </w:rPr>
-        <w:t xml:space="preserve">Proveedor última compra</w:t>
+        <w:t>Proveedor última compra</w:t>
       </w:r>
       <w:r>
         <w:t xml:space="preserve"> muestra el proveedor de la última OC Confirmada; al pasar el cursor, </w:t>
@@ -1622,7 +1552,7 @@
           <w:sz w:val="18"/>
           <w:szCs w:val="18"/>
         </w:rPr>
-        <w:t xml:space="preserve">TooltipService</w:t>
+        <w:t>TooltipService</w:t>
       </w:r>
       <w:r>
         <w:t xml:space="preserve"> abre un tooltip con la fecha de la OC, la fecha real de recibo y las cantidades solicitada y recibida.</w:t>
@@ -1702,10 +1632,8 @@
         </w:numPr>
       </w:pPr>
       <w:r>
-        <w:t>P</w:t>
-      </w:r>
-      <w:r>
-        <w:t>or cada empleado del rol configurado obtiene sus alarmas (</w:t>
+        <w:lastRenderedPageBreak/>
+        <w:t>Por cada empleado del rol configurado obtiene sus alarmas (</w:t>
       </w:r>
       <w:r>
         <w:rPr>
@@ -1748,10 +1676,7 @@
         <w:t>una vez por artículo</w:t>
       </w:r>
       <w:r>
-        <w:t>; las alarmas de un artículo ya consultado quedan cu</w:t>
-      </w:r>
-      <w:r>
-        <w:t>biertas en ese grupo.</w:t>
+        <w:t>; las alarmas de un artículo ya consultado quedan cubiertas en ese grupo.</w:t>
       </w:r>
     </w:p>
     <w:p>
@@ -1793,7 +1718,7 @@
           <w:sz w:val="18"/>
           <w:szCs w:val="18"/>
         </w:rPr>
-        <w:t xml:space="preserve">BuildChild</w:t>
+        <w:t>BuildChild</w:t>
       </w:r>
       <w:r>
         <w:t xml:space="preserve"> llena las cinco columnas de la última OC Confirmada solo en las filas hijas; en la fila padre quedan vacías, porque la referencia de la alarma ya aparece en el detalle.</w:t>
@@ -1847,7 +1772,6 @@
         <w:pStyle w:val="Ttulo2"/>
       </w:pPr>
       <w:r>
-        <w:lastRenderedPageBreak/>
         <w:t>Principios aplicados</w:t>
       </w:r>
     </w:p>
@@ -1879,10 +1803,7 @@
         <w:t>ArticleReferenceInventory</w:t>
       </w:r>
       <w:r>
-        <w:t xml:space="preserve"> es un record propio, no copia de la entidad; mapeo explíci</w:t>
-      </w:r>
-      <w:r>
-        <w:t xml:space="preserve">to (sin AutoMapper, </w:t>
+        <w:t xml:space="preserve"> es un record propio, no copia de la entidad; mapeo explícito (sin AutoMapper, </w:t>
       </w:r>
       <w:r>
         <w:rPr>
@@ -1953,16 +1874,7 @@
           <w:sz w:val="18"/>
           <w:szCs w:val="18"/>
         </w:rPr>
-        <w:t>Lo</w:t>
-      </w:r>
-      <w:r>
-        <w:rPr>
-          <w:rFonts w:ascii="Consolas" w:eastAsia="Consolas" w:hAnsi="Consolas" w:cs="Consolas"/>
-          <w:color w:val="833C0B"/>
-          <w:sz w:val="18"/>
-          <w:szCs w:val="18"/>
-        </w:rPr>
-        <w:t>calizedDataGrid</w:t>
+        <w:t>LocalizedDataGrid</w:t>
       </w:r>
       <w:r>
         <w:t xml:space="preserve"> y </w:t>
@@ -2039,10 +1951,7 @@
         <w:t>Codificación:</w:t>
       </w:r>
       <w:r>
-        <w:t xml:space="preserve"> archivos nuevos en UTF-8 sin BOM y CRLF; los existentes con</w:t>
-      </w:r>
-      <w:r>
-        <w:t>servan la suya (</w:t>
+        <w:t xml:space="preserve"> archivos nuevos en UTF-8 sin BOM y CRLF; los existentes conservan la suya (</w:t>
       </w:r>
       <w:r>
         <w:rPr>
@@ -2484,15 +2393,7 @@
                 <w:sz w:val="17"/>
                 <w:szCs w:val="17"/>
               </w:rPr>
-              <w:t>Tránsit</w:t>
-            </w:r>
-            <w:r>
-              <w:rPr>
-                <w:rFonts w:ascii="Century Gothic" w:eastAsia="Century Gothic" w:hAnsi="Century Gothic" w:cs="Century Gothic"/>
-                <w:sz w:val="17"/>
-                <w:szCs w:val="17"/>
-              </w:rPr>
-              <w:t>o = OC Pendientes + En aprobación, solo tipo de documento 'O'. Firma y columnas sin cambios.</w:t>
+              <w:t>Tránsito = OC Pendientes + En aprobación, solo tipo de documento 'O'. Firma y columnas sin cambios.</w:t>
             </w:r>
           </w:p>
         </w:tc>
@@ -2684,6 +2585,7 @@
                 <w:sz w:val="17"/>
                 <w:szCs w:val="17"/>
               </w:rPr>
+              <w:lastRenderedPageBreak/>
               <w:t>.../02 - Pruebas SP_GET_ITEM_REFERENCES_INVENTORY.sql</w:t>
             </w:r>
           </w:p>
@@ -2816,7 +2718,7 @@
                 <w:szCs w:val="17"/>
                 <w:lang w:val="en-US"/>
               </w:rPr>
-              <w:t xml:space="preserve">.../04 - SP_GET_ITEM_REFERENCES_INVENTORY (ultima OC).sql</w:t>
+              <w:t>.../04 - SP_GET_ITEM_REFERENCES_INVENTORY (ultima OC).sql</w:t>
             </w:r>
           </w:p>
         </w:tc>
@@ -2846,7 +2748,7 @@
                 <w:sz w:val="17"/>
                 <w:szCs w:val="17"/>
               </w:rPr>
-              <w:t xml:space="preserve">Despliegue 1.1. Idempotente (CREATE OR ALTER); reemplaza la versión del script 01.</w:t>
+              <w:t>Despliegue 1.1. Idempotente (CREATE OR ALTER); reemplaza la versión del script 01.</w:t>
             </w:r>
           </w:p>
         </w:tc>
@@ -3157,7 +3059,6 @@
         <w:pStyle w:val="Ttulo2"/>
       </w:pPr>
       <w:r>
-        <w:lastRenderedPageBreak/>
         <w:t>Capa de aplicación (Aldebaran.Application.Services)</w:t>
       </w:r>
     </w:p>
@@ -3417,15 +3318,7 @@
                 <w:sz w:val="17"/>
                 <w:szCs w:val="17"/>
               </w:rPr>
-              <w:t>InventoryMinimumAlerts/Models/InventoryMinimumG</w:t>
-            </w:r>
-            <w:r>
-              <w:rPr>
-                <w:rFonts w:ascii="Century Gothic" w:eastAsia="Century Gothic" w:hAnsi="Century Gothic" w:cs="Century Gothic"/>
-                <w:sz w:val="17"/>
-                <w:szCs w:val="17"/>
-              </w:rPr>
-              <w:t>roupedExportDto.cs</w:t>
+              <w:t>InventoryMinimumAlerts/Models/InventoryMinimumGroupedExportDto.cs</w:t>
             </w:r>
           </w:p>
         </w:tc>
@@ -3579,15 +3472,7 @@
                 <w:sz w:val="17"/>
                 <w:szCs w:val="17"/>
               </w:rPr>
-              <w:t>Mo</w:t>
-            </w:r>
-            <w:r>
-              <w:rPr>
-                <w:rFonts w:ascii="Century Gothic" w:eastAsia="Century Gothic" w:hAnsi="Century Gothic" w:cs="Century Gothic"/>
-                <w:sz w:val="17"/>
-                <w:szCs w:val="17"/>
-              </w:rPr>
-              <w:t>dificado: inyecta IArticleInventoryService, agrupa por artículo y usa GetExcelBytesWithChildRows.</w:t>
+              <w:t>Modificado: inyecta IArticleInventoryService, agrupa por artículo y usa GetExcelBytesWithChildRows.</w:t>
             </w:r>
           </w:p>
         </w:tc>
@@ -3660,10 +3545,7 @@
         <w:pStyle w:val="Ttulo2"/>
       </w:pPr>
       <w:r>
-        <w:t>Infraestructura común (Aldebaran.Infraestru</w:t>
-      </w:r>
-      <w:r>
-        <w:t>cture.Common)</w:t>
+        <w:t>Infraestructura común (Aldebaran.Infraestructure.Common)</w:t>
       </w:r>
     </w:p>
     <w:tbl>
@@ -3954,6 +3836,7 @@
         <w:pStyle w:val="Ttulo2"/>
       </w:pPr>
       <w:r>
+        <w:lastRenderedPageBreak/>
         <w:t>Capa de presentación (Aldebaran.Web)</w:t>
       </w:r>
     </w:p>
@@ -4204,15 +4087,7 @@
                 <w:sz w:val="17"/>
                 <w:szCs w:val="17"/>
               </w:rPr>
-              <w:t>Share</w:t>
-            </w:r>
-            <w:r>
-              <w:rPr>
-                <w:rFonts w:ascii="Century Gothic" w:eastAsia="Century Gothic" w:hAnsi="Century Gothic" w:cs="Century Gothic"/>
-                <w:sz w:val="17"/>
-                <w:szCs w:val="17"/>
-              </w:rPr>
-              <w:t>d/ImageDialog.razor</w:t>
+              <w:t>Shared/ImageDialog.razor</w:t>
             </w:r>
           </w:p>
         </w:tc>
@@ -4377,7 +4252,6 @@
         <w:pStyle w:val="Ttulo1"/>
       </w:pPr>
       <w:r>
-        <w:lastRenderedPageBreak/>
         <w:t>4. BASE DE DATOS</w:t>
       </w:r>
     </w:p>
@@ -4413,10 +4287,7 @@
         <w:t>una fila por referencia activa</w:t>
       </w:r>
       <w:r>
-        <w:t xml:space="preserve"> del artículo, or</w:t>
-      </w:r>
-      <w:r>
-        <w:t>denada por nombre de referencia. Referencia inexistente o NULL: conjunto vacío con la misma estructura. No filtra por artículo activo: si la alarma existe, su inventario debe verse.</w:t>
+        <w:t xml:space="preserve"> del artículo, ordenada por nombre de referencia. Referencia inexistente o NULL: conjunto vacío con la misma estructura. No filtra por artículo activo: si la alarma existe, su inventario debe verse.</w:t>
       </w:r>
     </w:p>
     <w:tbl>
@@ -5318,7 +5189,7 @@
                 <w:sz w:val="17"/>
                 <w:szCs w:val="17"/>
               </w:rPr>
-              <w:t xml:space="preserve">ProviderName</w:t>
+              <w:t>ProviderName</w:t>
             </w:r>
           </w:p>
         </w:tc>
@@ -5348,7 +5219,7 @@
                 <w:sz w:val="17"/>
                 <w:szCs w:val="17"/>
               </w:rPr>
-              <w:t xml:space="preserve">varchar(50) null</w:t>
+              <w:t>varchar(50) null</w:t>
             </w:r>
           </w:p>
         </w:tc>
@@ -5378,7 +5249,7 @@
                 <w:sz w:val="17"/>
                 <w:szCs w:val="17"/>
               </w:rPr>
-              <w:t xml:space="preserve">PROVIDERS.PROVIDER_NAME de la última OC Confirmada (1.1)</w:t>
+              <w:t>PROVIDERS.PROVIDER_NAME de la última OC Confirmada (1.1)</w:t>
             </w:r>
           </w:p>
         </w:tc>
@@ -5410,7 +5281,7 @@
                 <w:sz w:val="17"/>
                 <w:szCs w:val="17"/>
               </w:rPr>
-              <w:t xml:space="preserve">PurchaseOrderDate</w:t>
+              <w:t>PurchaseOrderDate</w:t>
             </w:r>
           </w:p>
         </w:tc>
@@ -5440,7 +5311,7 @@
                 <w:sz w:val="17"/>
                 <w:szCs w:val="17"/>
               </w:rPr>
-              <w:t xml:space="preserve">date null</w:t>
+              <w:t>date null</w:t>
             </w:r>
           </w:p>
         </w:tc>
@@ -5470,7 +5341,7 @@
                 <w:sz w:val="17"/>
                 <w:szCs w:val="17"/>
               </w:rPr>
-              <w:t xml:space="preserve">PURCHASE_ORDERS.REQUEST_DATE de esa OC (1.1)</w:t>
+              <w:t>PURCHASE_ORDERS.REQUEST_DATE de esa OC (1.1)</w:t>
             </w:r>
           </w:p>
         </w:tc>
@@ -5502,7 +5373,7 @@
                 <w:sz w:val="17"/>
                 <w:szCs w:val="17"/>
               </w:rPr>
-              <w:t xml:space="preserve">RealReceiptDate</w:t>
+              <w:t>RealReceiptDate</w:t>
             </w:r>
           </w:p>
         </w:tc>
@@ -5532,7 +5403,7 @@
                 <w:sz w:val="17"/>
                 <w:szCs w:val="17"/>
               </w:rPr>
-              <w:t xml:space="preserve">date null</w:t>
+              <w:t>date null</w:t>
             </w:r>
           </w:p>
         </w:tc>
@@ -5562,7 +5433,7 @@
                 <w:sz w:val="17"/>
                 <w:szCs w:val="17"/>
               </w:rPr>
-              <w:t xml:space="preserve">PURCHASE_ORDERS.REAL_RECEIPT_DATE de esa OC (1.1)</w:t>
+              <w:t>PURCHASE_ORDERS.REAL_RECEIPT_DATE de esa OC (1.1)</w:t>
             </w:r>
           </w:p>
         </w:tc>
@@ -5594,7 +5465,8 @@
                 <w:sz w:val="17"/>
                 <w:szCs w:val="17"/>
               </w:rPr>
-              <w:t xml:space="preserve">RequestedQuantity</w:t>
+              <w:lastRenderedPageBreak/>
+              <w:t>RequestedQuantity</w:t>
             </w:r>
           </w:p>
         </w:tc>
@@ -5624,7 +5496,7 @@
                 <w:sz w:val="17"/>
                 <w:szCs w:val="17"/>
               </w:rPr>
-              <w:t xml:space="preserve">int null</w:t>
+              <w:t>int null</w:t>
             </w:r>
           </w:p>
         </w:tc>
@@ -5654,7 +5526,7 @@
                 <w:sz w:val="17"/>
                 <w:szCs w:val="17"/>
               </w:rPr>
-              <w:t xml:space="preserve">PURCHASE_ORDER_DETAILS.REQUESTED_QUANTITY de la referencia en esa OC (1.1)</w:t>
+              <w:t>PURCHASE_ORDER_DETAILS.REQUESTED_QUANTITY de la referencia en esa OC (1.1)</w:t>
             </w:r>
           </w:p>
         </w:tc>
@@ -5686,7 +5558,7 @@
                 <w:sz w:val="17"/>
                 <w:szCs w:val="17"/>
               </w:rPr>
-              <w:t xml:space="preserve">ReceivedQuantity</w:t>
+              <w:t>ReceivedQuantity</w:t>
             </w:r>
           </w:p>
         </w:tc>
@@ -5716,7 +5588,7 @@
                 <w:sz w:val="17"/>
                 <w:szCs w:val="17"/>
               </w:rPr>
-              <w:t xml:space="preserve">int null</w:t>
+              <w:t>int null</w:t>
             </w:r>
           </w:p>
         </w:tc>
@@ -5746,7 +5618,7 @@
                 <w:sz w:val="17"/>
                 <w:szCs w:val="17"/>
               </w:rPr>
-              <w:t xml:space="preserve">PURCHASE_ORDER_DETAILS.RECEIVED_QUANTITY de la referencia en esa OC (1.1)</w:t>
+              <w:t>PURCHASE_ORDER_DETAILS.RECEIVED_QUANTITY de la referencia en esa OC (1.1)</w:t>
             </w:r>
           </w:p>
         </w:tc>
@@ -5803,10 +5675,7 @@
     </w:p>
     <w:p>
       <w:r>
-        <w:t>Las a</w:t>
-      </w:r>
-      <w:r>
-        <w:t>gregaciones (bodegas y tránsito) se limitan a las referencias del artículo, por lo que la consulta no recorre todo el inventario: con 21 referencias usa 0 ms de CPU y lecturas mínimas.</w:t>
+        <w:t>Las agregaciones (bodegas y tránsito) se limitan a las referencias del artículo, por lo que la consulta no recorre todo el inventario: con 21 referencias usa 0 ms de CPU y lecturas mínimas.</w:t>
       </w:r>
     </w:p>
     <w:p>
@@ -5815,7 +5684,7 @@
           <w:b/>
           <w:bCs/>
         </w:rPr>
-        <w:t xml:space="preserve">Última OC Confirmada (1.1):</w:t>
+        <w:t>Última OC Confirmada (1.1):</w:t>
       </w:r>
       <w:r>
         <w:t xml:space="preserve"> </w:t>
@@ -5827,7 +5696,7 @@
           <w:sz w:val="18"/>
           <w:szCs w:val="18"/>
         </w:rPr>
-        <w:t xml:space="preserve">OUTER APPLY (SELECT TOP 1 …)</w:t>
+        <w:t>OUTER APPLY (SELECT TOP 1 …)</w:t>
       </w:r>
       <w:r>
         <w:t xml:space="preserve"> sobre los detalles de OC de la referencia, con OC tipo 'O' en STATUS_ORDER = 2 (Confirmada), ordenado por REAL_RECEIPT_DATE DESC y PURCHASE_ORDER_ID DESC. Una OC tiene un solo detalle por referencia, por lo que no se suman cantidades. Estas cinco columnas no llevan ISNULL: NULL indica que la referencia no tiene OC confirmada. Rendimiento medido: 300 llamadas en 2,6 s.</w:t>
@@ -5879,10 +5748,7 @@
         <w:t>DOCUMENT_TYPE_CODE = 'O'</w:t>
       </w:r>
       <w:r>
-        <w:t>. El resto del procedimiento (firma, columnas, filtros, búsqueda y alarmas ocultas por empleado</w:t>
-      </w:r>
-      <w:r>
-        <w:t>) no cambia. La corrección aplica automáticamente al Tablero y al correo periódico, que usan el mismo SP.</w:t>
+        <w:t>. El resto del procedimiento (firma, columnas, filtros, búsqueda y alarmas ocultas por empleado) no cambia. La corrección aplica automáticamente al Tablero y al correo periódico, que usan el mismo SP.</w:t>
       </w:r>
     </w:p>
     <w:p>
@@ -5905,10 +5771,7 @@
         <w:t>Disponible</w:t>
       </w:r>
       <w:r>
-        <w:t xml:space="preserve"> de la bandeja la calcula la pantalla como Inventario + Tránsito − Reservado − Pedido, la misma fórmula del diálogo. Con la corre</w:t>
-      </w:r>
-      <w:r>
-        <w:t>cción del tránsito, la fila de la alarma en el diálogo coincide con la bandeja.</w:t>
+        <w:t xml:space="preserve"> de la bandeja la calcula la pantalla como Inventario + Tránsito − Reservado − Pedido, la misma fórmula del diálogo. Con la corrección del tránsito, la fila de la alarma en el diálogo coincide con la bandeja.</w:t>
       </w:r>
     </w:p>
     <w:p>
@@ -5921,17 +5784,7 @@
     </w:p>
     <w:p>
       <w:r>
-        <w:t xml:space="preserve">Ejecutar completo en SSMS; es solo lectura. Busca automáticamente tres artículos (A1 con más referencias activas, A2 con referencias inactivas, A3 </w:t>
-      </w:r>
-      <w:r>
-        <w:lastRenderedPageBreak/>
-        <w:t>co</w:t>
-      </w:r>
-      <w:r>
-        <w:t>n tránsito) y los compara contra un cálculo de control independiente. También valida referencia inexistente, NULL, referencia inactiva y la estructura de columnas, e informa: I01 referencias inactivas con mínimo configurado, I02 diferencias entre Local + Z</w:t>
-      </w:r>
-      <w:r>
-        <w:t xml:space="preserve">F e INVENTORY_QUANTITY, I03 índice por REFERENCE_ID. Resultado esperado: </w:t>
+        <w:t xml:space="preserve">Ejecutar completo en SSMS; es solo lectura. Busca automáticamente tres artículos (A1 con más referencias activas, A2 con referencias inactivas, A3 con tránsito) y los compara contra un cálculo de control independiente. También valida referencia inexistente, NULL, referencia inactiva y la estructura de columnas, e informa: I01 referencias inactivas con mínimo configurado, I02 diferencias entre Local + ZF e INVENTORY_QUANTITY, I03 índice por REFERENCE_ID. Resultado esperado: </w:t>
       </w:r>
       <w:r>
         <w:rPr>
@@ -5948,7 +5801,7 @@
     </w:p>
     <w:p>
       <w:r>
-        <w:t xml:space="preserve">1.1: el control calcula la última OC con ROW_NUMBER (método distinto al del SP), la estructura esperada (C04) pasa a 15 columnas y se agregan U01 (varias OC confirmadas → la más reciente), U02 (sin OC → NULL), U03 (ignora OC no confirmada posterior) y U04 (consistencia). Resultado: 30/30 OK.</w:t>
+        <w:t>1.1: el control calcula la última OC con ROW_NUMBER (método distinto al del SP), la estructura esperada (C04) pasa a 15 columnas y se agregan U01 (varias OC confirmadas → la más reciente), U02 (sin OC → NULL), U03 (ignora OC no confirmada posterior) y U04 (consistencia). Resultado: 30/30 OK.</w:t>
       </w:r>
     </w:p>
     <w:p>
@@ -5956,42 +5809,30 @@
         <w:pStyle w:val="Ttulo1"/>
       </w:pPr>
       <w:r>
+        <w:lastRenderedPageBreak/>
         <w:t>5. EXCEL AGRUPADO DEL CORREO</w:t>
       </w:r>
     </w:p>
     <w:p>
       <w:pPr>
         <w:pStyle w:val="Ttulo2"/>
-        <w:rPr>
-          <w:lang w:val="en-US"/>
-        </w:rPr>
-      </w:pPr>
-      <w:r>
-        <w:rPr>
-          <w:lang w:val="en-US"/>
-        </w:rPr>
+      </w:pPr>
+      <w:r>
         <w:t>5.1 GetExcelBytesWithChildRows</w:t>
       </w:r>
     </w:p>
     <w:p>
       <w:r>
-        <w:rPr>
-          <w:lang w:val="en-US"/>
-        </w:rPr>
         <w:t xml:space="preserve">Nuevo método </w:t>
       </w:r>
       <w:r>
         <w:rPr>
           <w:b/>
           <w:bCs/>
-          <w:lang w:val="en-US"/>
         </w:rPr>
         <w:t>aditivo</w:t>
       </w:r>
       <w:r>
-        <w:rPr>
-          <w:lang w:val="en-US"/>
-        </w:rPr>
         <w:t xml:space="preserve"> de </w:t>
       </w:r>
       <w:r>
@@ -6000,14 +5841,10 @@
           <w:color w:val="833C0B"/>
           <w:sz w:val="18"/>
           <w:szCs w:val="18"/>
-          <w:lang w:val="en-US"/>
         </w:rPr>
         <w:t>IFileBytesGeneratorService</w:t>
       </w:r>
       <w:r>
-        <w:rPr>
-          <w:lang w:val="en-US"/>
-        </w:rPr>
         <w:t xml:space="preserve">: </w:t>
       </w:r>
       <w:r>
@@ -6016,24 +5853,10 @@
           <w:color w:val="833C0B"/>
           <w:sz w:val="18"/>
           <w:szCs w:val="18"/>
-          <w:lang w:val="en-US"/>
         </w:rPr>
-        <w:t xml:space="preserve">GetExcelBytesWithChildRows&lt;T&gt;(List&lt;T&gt; </w:t>
-      </w:r>
-      <w:r>
-        <w:rPr>
-          <w:rFonts w:ascii="Consolas" w:eastAsia="Consolas" w:hAnsi="Consolas" w:cs="Consolas"/>
-          <w:color w:val="833C0B"/>
-          <w:sz w:val="18"/>
-          <w:szCs w:val="18"/>
-          <w:lang w:val="en-US"/>
-        </w:rPr>
-        <w:t>parents, Func&lt;T, IEnumerable&lt;T&gt;&gt; childrenSelector)</w:t>
-      </w:r>
-      <w:r>
-        <w:rPr>
-          <w:lang w:val="en-US"/>
-        </w:rPr>
+        <w:t>GetExcelBytesWithChildRows&lt;T&gt;(List&lt;T&gt; parents, Func&lt;T, IEnumerable&lt;T&gt;&gt; childrenSelector)</w:t>
+      </w:r>
+      <w:r>
         <w:t xml:space="preserve">. </w:t>
       </w:r>
       <w:r>
@@ -6815,10 +6638,7 @@
         <w:t>GetExcelBytes</w:t>
       </w:r>
       <w:r>
-        <w:t xml:space="preserve"> en métodos privados propios, </w:t>
-      </w:r>
-      <w:r>
-        <w:t>para no modificar el método compartido. Unificarlos queda como deuda técnica, a hacer junto con una regresión general de las exportaciones.</w:t>
+        <w:t xml:space="preserve"> en métodos privados propios, para no modificar el método compartido. Unificarlos queda como deuda técnica, a hacer junto con una regresión general de las exportaciones.</w:t>
       </w:r>
     </w:p>
     <w:p>
@@ -6831,10 +6651,7 @@
     </w:p>
     <w:p>
       <w:r>
-        <w:t>Artículo / Referencia · Imagen · En alarma · Cantidad mínima · Bodega Local · Zona Franca · S</w:t>
-      </w:r>
-      <w:r>
-        <w:t>tock Físico · En tránsito · Comprometido · Disponible · Proveedor última compra · Fecha OC · Fecha real de recibo · Cantidad solicitada · Cantidad recibida (1.1, solo en filas hijas). El Disponible ahora resta Reservas y Pedidos (antes restaba solo Pedidos).</w:t>
+        <w:t>Artículo / Referencia · Imagen · En alarma · Cantidad mínima · Bodega Local · Zona Franca · Stock Físico · En tránsito · Comprometido · Disponible · Proveedor última compra · Fecha OC · Fecha real de recibo · Cantidad solicitada · Cantidad recibida (1.1, solo en filas hijas). El Disponible ahora resta Reservas y Pedidos (antes restaba solo Pedidos).</w:t>
       </w:r>
     </w:p>
     <w:p>
@@ -6866,10 +6683,7 @@
         </w:numPr>
       </w:pPr>
       <w:r>
-        <w:t xml:space="preserve">El detalle </w:t>
-      </w:r>
-      <w:r>
-        <w:t>trae todas las referencias activas del artículo; las que están en alarma llevan "Sí" y su Cantidad mínima.</w:t>
+        <w:t>El detalle trae todas las referencias activas del artículo; las que están en alarma llevan "Sí" y su Cantidad mínima.</w:t>
       </w:r>
     </w:p>
     <w:p>
@@ -6893,10 +6707,7 @@
         </w:numPr>
       </w:pPr>
       <w:r>
-        <w:t>El lote del enlace "</w:t>
-      </w:r>
-      <w:r>
-        <w:t>Marcar alarmas como leídas" conserva todos los AlarmId del correo.</w:t>
+        <w:t>El lote del enlace "Marcar alarmas como leídas" conserva todos los AlarmId del correo.</w:t>
       </w:r>
     </w:p>
     <w:p>
@@ -6908,7 +6719,7 @@
         </w:numPr>
       </w:pPr>
       <w:r>
-        <w:t xml:space="preserve">1.1: las filas hijas llevan la última OC Confirmada de su referencia; la fila padre deja esas columnas vacías (D15).</w:t>
+        <w:t>1.1: las filas hijas llevan la última OC Confirmada de su referencia; la fila padre deja esas columnas vacías (D15).</w:t>
       </w:r>
     </w:p>
     <w:p>
@@ -6943,10 +6754,7 @@
         <w:t>SelectedIndex</w:t>
       </w:r>
       <w:r>
-        <w:t>, por lo que Radzen seleccionaba la pestaña 0 ("Aprobación de ajustes en órdenes de compra") aunque estuvier</w:t>
-      </w:r>
-      <w:r>
-        <w:t xml:space="preserve">a oculta para el usuario, y mostraba su contenido. Ahora </w:t>
+        <w:t xml:space="preserve">, por lo que Radzen seleccionaba la pestaña 0 ("Aprobación de ajustes en órdenes de compra") aunque estuviera oculta para el usuario, y mostraba su contenido. Ahora </w:t>
       </w:r>
       <w:r>
         <w:rPr>
@@ -6994,10 +6802,7 @@
         <w:t>selectedTabIndex = GetFirstVisibleTabIndex()</w:t>
       </w:r>
       <w:r>
-        <w:t>, que recorre las 13 banderas de permiso en el mismo orden de declaraci</w:t>
-      </w:r>
-      <w:r>
-        <w:t>ón de las pestañas. Sin pestañas visibles el valor es -1 y no se muestra contenido.</w:t>
+        <w:t>, que recorre las 13 banderas de permiso en el mismo orden de declaración de las pestañas. Sin pestañas visibles el valor es -1 y no se muestra contenido.</w:t>
       </w:r>
     </w:p>
     <w:p>
@@ -7046,10 +6851,7 @@
         <w:t>Index.razor(.cs)</w:t>
       </w:r>
       <w:r>
-        <w:t xml:space="preserve"> deben </w:t>
-      </w:r>
-      <w:r>
-        <w:t xml:space="preserve">conservar su codificación ISO-8859 (los nombres de roles con tildes se comparan en </w:t>
+        <w:t xml:space="preserve"> deben conservar su codificación ISO-8859 (los nombres de roles con tildes se comparan en </w:t>
       </w:r>
       <w:r>
         <w:rPr>
@@ -7811,7 +7613,7 @@
                 <w:sz w:val="17"/>
                 <w:szCs w:val="17"/>
               </w:rPr>
-              <w:t xml:space="preserve">D11</w:t>
+              <w:t>D11</w:t>
             </w:r>
           </w:p>
         </w:tc>
@@ -7841,7 +7643,7 @@
                 <w:sz w:val="17"/>
                 <w:szCs w:val="17"/>
               </w:rPr>
-              <w:t xml:space="preserve">1.1 – Última compra = OC Confirmada (STATUS_ORDER 2, tipo O) con la fecha real de recibo más reciente; desempate por PURCHASE_ORDER_ID.</w:t>
+              <w:t>1.1 – Última compra = OC Confirmada (STATUS_ORDER 2, tipo O) con la fecha real de recibo más reciente; desempate por PURCHASE_ORDER_ID.</w:t>
             </w:r>
           </w:p>
         </w:tc>
@@ -7873,7 +7675,7 @@
                 <w:sz w:val="17"/>
                 <w:szCs w:val="17"/>
               </w:rPr>
-              <w:t xml:space="preserve">D12</w:t>
+              <w:t>D12</w:t>
             </w:r>
           </w:p>
         </w:tc>
@@ -7903,7 +7705,7 @@
                 <w:sz w:val="17"/>
                 <w:szCs w:val="17"/>
               </w:rPr>
-              <w:t xml:space="preserve">1.1 – Una OC tiene un solo detalle por referencia: no se suman cantidades; el proveedor puede repetirse entre referencias.</w:t>
+              <w:t>1.1 – Una OC tiene un solo detalle por referencia: no se suman cantidades; el proveedor puede repetirse entre referencias.</w:t>
             </w:r>
           </w:p>
         </w:tc>
@@ -7935,7 +7737,7 @@
                 <w:sz w:val="17"/>
                 <w:szCs w:val="17"/>
               </w:rPr>
-              <w:t xml:space="preserve">D13</w:t>
+              <w:t>D13</w:t>
             </w:r>
           </w:p>
         </w:tc>
@@ -7965,7 +7767,7 @@
                 <w:sz w:val="17"/>
                 <w:szCs w:val="17"/>
               </w:rPr>
-              <w:t xml:space="preserve">1.1 – Referencia sin OC confirmada: columnas de la última compra vacías.</w:t>
+              <w:t>1.1 – Referencia sin OC confirmada: columnas de la última compra vacías.</w:t>
             </w:r>
           </w:p>
         </w:tc>
@@ -7997,7 +7799,7 @@
                 <w:sz w:val="17"/>
                 <w:szCs w:val="17"/>
               </w:rPr>
-              <w:t xml:space="preserve">D14</w:t>
+              <w:t>D14</w:t>
             </w:r>
           </w:p>
         </w:tc>
@@ -8027,7 +7829,7 @@
                 <w:sz w:val="17"/>
                 <w:szCs w:val="17"/>
               </w:rPr>
-              <w:t xml:space="preserve">1.1 – No se muestra el número de la OC.</w:t>
+              <w:t>1.1 – No se muestra el número de la OC.</w:t>
             </w:r>
           </w:p>
         </w:tc>
@@ -8059,7 +7861,7 @@
                 <w:sz w:val="17"/>
                 <w:szCs w:val="17"/>
               </w:rPr>
-              <w:t xml:space="preserve">D15</w:t>
+              <w:t>D15</w:t>
             </w:r>
           </w:p>
         </w:tc>
@@ -8089,7 +7891,7 @@
                 <w:sz w:val="17"/>
                 <w:szCs w:val="17"/>
               </w:rPr>
-              <w:t xml:space="preserve">1.1 – Excel: columnas de la última compra solo en filas hijas.</w:t>
+              <w:t>1.1 – Excel: columnas de la última compra solo en filas hijas.</w:t>
             </w:r>
           </w:p>
         </w:tc>
@@ -8121,7 +7923,7 @@
                 <w:sz w:val="17"/>
                 <w:szCs w:val="17"/>
               </w:rPr>
-              <w:t xml:space="preserve">D16</w:t>
+              <w:t>D16</w:t>
             </w:r>
           </w:p>
         </w:tc>
@@ -8151,7 +7953,7 @@
                 <w:sz w:val="17"/>
                 <w:szCs w:val="17"/>
               </w:rPr>
-              <w:t xml:space="preserve">1.1 – Cinco datos (las tres de la propuesta + fecha real de recibo y cantidad recibida), sin costo adicional.</w:t>
+              <w:t>1.1 – Cinco datos (las tres de la propuesta + fecha real de recibo y cantidad recibida), sin costo adicional.</w:t>
             </w:r>
           </w:p>
         </w:tc>
@@ -8183,7 +7985,7 @@
                 <w:sz w:val="17"/>
                 <w:szCs w:val="17"/>
               </w:rPr>
-              <w:t xml:space="preserve">D17</w:t>
+              <w:t>D17</w:t>
             </w:r>
           </w:p>
         </w:tc>
@@ -8213,7 +8015,7 @@
                 <w:sz w:val="17"/>
                 <w:szCs w:val="17"/>
               </w:rPr>
-              <w:t xml:space="preserve">1.1 – Diálogo: solo la columna Proveedor; el resto en tooltip al pasar el cursor, para no ensanchar la ventana.</w:t>
+              <w:t>1.1 – Diálogo: solo la columna Proveedor; el resto en tooltip al pasar el cursor, para no ensanchar la ventana.</w:t>
             </w:r>
           </w:p>
         </w:tc>
@@ -8229,10 +8031,7 @@
     </w:p>
     <w:p>
       <w:r>
-        <w:t>Detalle completo</w:t>
-      </w:r>
-      <w:r>
-        <w:t xml:space="preserve"> en </w:t>
+        <w:t xml:space="preserve">Detalle completo en </w:t>
       </w:r>
       <w:r>
         <w:rPr>
@@ -8258,7 +8057,7 @@
           <w:sz w:val="18"/>
           <w:szCs w:val="18"/>
         </w:rPr>
-        <w:t xml:space="preserve">02 - Bitacora de pruebas - Ultima OC confirmada en inventario del articulo.md</w:t>
+        <w:t>02 - Bitacora de pruebas - Ultima OC confirmada en inventario del articulo.md</w:t>
       </w:r>
       <w:r>
         <w:t xml:space="preserve"> (carpeta RQM Historico de Precios y Proveedor en Inventario de Minimos), 10 de octubre de 2026.</w:t>
@@ -8317,6 +8116,7 @@
                 <w:sz w:val="18"/>
                 <w:szCs w:val="18"/>
               </w:rPr>
+              <w:lastRenderedPageBreak/>
               <w:t>Tareas</w:t>
             </w:r>
           </w:p>
@@ -8971,7 +8771,7 @@
                 <w:sz w:val="17"/>
                 <w:szCs w:val="17"/>
               </w:rPr>
-              <w:t xml:space="preserve">T12</w:t>
+              <w:t>T12</w:t>
             </w:r>
           </w:p>
         </w:tc>
@@ -9001,7 +8801,7 @@
                 <w:sz w:val="17"/>
                 <w:szCs w:val="17"/>
               </w:rPr>
-              <w:t xml:space="preserve">1.1 – Script 02 ampliado: última OC (U01–U04) + regresión de los 25 casos</w:t>
+              <w:t>1.1 – Script 02 ampliado: última OC (U01–U04) + regresión de los 25 casos</w:t>
             </w:r>
           </w:p>
         </w:tc>
@@ -9031,7 +8831,7 @@
                 <w:sz w:val="17"/>
                 <w:szCs w:val="17"/>
               </w:rPr>
-              <w:t xml:space="preserve">30/30 OK</w:t>
+              <w:t>30/30 OK</w:t>
             </w:r>
           </w:p>
         </w:tc>
@@ -9063,7 +8863,7 @@
                 <w:sz w:val="17"/>
                 <w:szCs w:val="17"/>
               </w:rPr>
-              <w:t xml:space="preserve">T13–T14</w:t>
+              <w:t>T13–T14</w:t>
             </w:r>
           </w:p>
         </w:tc>
@@ -9093,7 +8893,7 @@
                 <w:sz w:val="17"/>
                 <w:szCs w:val="17"/>
               </w:rPr>
-              <w:t xml:space="preserve">1.1 – Mapeo EF; columna Proveedor y tooltip = SP (VA-434: 6 con proveedor, 3 vacías)</w:t>
+              <w:t>1.1 – Mapeo EF; columna Proveedor y tooltip = SP (VA-434: 6 con proveedor, 3 vacías)</w:t>
             </w:r>
           </w:p>
         </w:tc>
@@ -9123,7 +8923,7 @@
                 <w:sz w:val="17"/>
                 <w:szCs w:val="17"/>
               </w:rPr>
-              <w:t xml:space="preserve">OK</w:t>
+              <w:t>OK</w:t>
             </w:r>
           </w:p>
         </w:tc>
@@ -9155,7 +8955,7 @@
                 <w:sz w:val="17"/>
                 <w:szCs w:val="17"/>
               </w:rPr>
-              <w:t xml:space="preserve">T15</w:t>
+              <w:t>T15</w:t>
             </w:r>
           </w:p>
         </w:tc>
@@ -9185,7 +8985,7 @@
                 <w:sz w:val="17"/>
                 <w:szCs w:val="17"/>
               </w:rPr>
-              <w:t xml:space="preserve">1.1 – Correo real: 5 columnas en filas hijas = SP (ASHBY), filas padre vacías</w:t>
+              <w:t>1.1 – Correo real: 5 columnas en filas hijas = SP (ASHBY), filas padre vacías</w:t>
             </w:r>
           </w:p>
         </w:tc>
@@ -9215,7 +9015,7 @@
                 <w:sz w:val="17"/>
                 <w:szCs w:val="17"/>
               </w:rPr>
-              <w:t xml:space="preserve">OK</w:t>
+              <w:t>OK</w:t>
             </w:r>
           </w:p>
         </w:tc>
@@ -9226,7 +9026,6 @@
         <w:pStyle w:val="Ttulo1"/>
       </w:pPr>
       <w:r>
-        <w:lastRenderedPageBreak/>
         <w:t>9. DESPLIEGUE Y REVERSIÓN</w:t>
       </w:r>
     </w:p>
@@ -9338,7 +9137,7 @@
           <w:sz w:val="18"/>
           <w:szCs w:val="18"/>
         </w:rPr>
-        <w:t xml:space="preserve">04 - SP_GET_ITEM_REFERENCES_INVENTORY (ultima OC).sql</w:t>
+        <w:t>04 - SP_GET_ITEM_REFERENCES_INVENTORY (ultima OC).sql</w:t>
       </w:r>
       <w:r>
         <w:t xml:space="preserve"> </w:t>
@@ -9348,7 +9147,7 @@
           <w:b/>
           <w:bCs/>
         </w:rPr>
-        <w:t xml:space="preserve">antes</w:t>
+        <w:t>antes</w:t>
       </w:r>
       <w:r>
         <w:t xml:space="preserve"> de publicar la aplicación (la entidad espera las 15 columnas).</w:t>
@@ -9403,17 +9202,7 @@
           <w:szCs w:val="18"/>
           <w:lang w:val="en-US"/>
         </w:rPr>
-        <w:t>Invento</w:t>
-      </w:r>
-      <w:r>
-        <w:rPr>
-          <w:rFonts w:ascii="Consolas" w:eastAsia="Consolas" w:hAnsi="Consolas" w:cs="Consolas"/>
-          <w:color w:val="833C0B"/>
-          <w:sz w:val="18"/>
-          <w:szCs w:val="18"/>
-          <w:lang w:val="en-US"/>
-        </w:rPr>
-        <w:t>ryMinimumAlertSettings</w:t>
+        <w:t>InventoryMinimumAlertSettings</w:t>
       </w:r>
       <w:r>
         <w:rPr>
@@ -9451,10 +9240,7 @@
         </w:numPr>
       </w:pPr>
       <w:r>
-        <w:t>Tablero con un usuario sin el rol de aprobación: abre</w:t>
-      </w:r>
-      <w:r>
-        <w:t xml:space="preserve"> en su primera pestaña visible.</w:t>
+        <w:t>Tablero con un usuario sin el rol de aprobación: abre en su primera pestaña visible.</w:t>
       </w:r>
     </w:p>
     <w:p>
@@ -9545,8 +9331,6 @@
       <w:r>
         <w:t xml:space="preserve"> puede permanecer en la base; no afecta otros procesos.</w:t>
       </w:r>
-      <w:bookmarkStart w:id="0" w:name="_GoBack"/>
-      <w:bookmarkEnd w:id="0"/>
     </w:p>
     <w:p>
       <w:pPr>
@@ -9557,7 +9341,8 @@
         </w:numPr>
       </w:pPr>
       <w:r>
-        <w:t xml:space="preserve">1.1: la versión 1.0 de la aplicación funciona con el SP del script 04 (EF ignora las columnas adicionales); para revertir solo la aplicación no hace falta tocar el SP. Si se revierte el SP (script 01), debe revertirse también la aplicación.</w:t>
+        <w:lastRenderedPageBreak/>
+        <w:t>1.1: la versión 1.0 de la aplicación funciona con el SP del script 04 (EF ignora las columnas adicionales); para revertir solo la aplicación no hace falta tocar el SP. Si se revierte el SP (script 01), debe revertirse también la aplicación.</w:t>
       </w:r>
     </w:p>
     <w:sectPr>
@@ -9651,7 +9436,7 @@
               <wp:docPr id="1842129993" name="Cuadro de texto 4" descr="• PUBLIC 公開">
                 <a:extLst xmlns:a="http://schemas.openxmlformats.org/drawingml/2006/main">
                   <a:ext uri="{5AE41FA2-C0FF-4470-9BD4-5FADCA87CBE2}">
-                    <aclsh:classification xmlns="" xmlns:cx="http://schemas.microsoft.com/office/drawing/2014/chartex" xmlns:cx1="http://schemas.microsoft.com/office/drawing/2015/9/8/chartex" xmlns:cx2="http://schemas.microsoft.com/office/drawing/2015/10/21/chartex" xmlns:cx3="http://schemas.microsoft.com/office/drawing/2016/5/9/chartex" xmlns:cx4="http://schemas.microsoft.com/office/drawing/2016/5/10/chartex" xmlns:cx5="http://schemas.microsoft.com/office/drawing/2016/5/11/chartex" xmlns:cx6="http://schemas.microsoft.com/office/drawing/2016/5/12/chartex" xmlns:cx7="http://schemas.microsoft.com/office/drawing/2016/5/13/chartex" xmlns:cx8="http://schemas.microsoft.com/office/drawing/2016/5/14/chartex" xmlns:aink="http://schemas.microsoft.com/office/drawing/2016/ink" xmlns:am3d="http://schemas.microsoft.com/office/drawing/2017/model3d" xmlns:o="urn:schemas-microsoft-com:office:office" xmlns:oel="http://schemas.microsoft.com/office/2019/extlst" xmlns:v="urn:schemas-microsoft-com:vml" xmlns:w10="urn:schemas-microsoft-com:office:word" xmlns:w="http://schemas.openxmlformats.org/wordprocessingml/2006/main" xmlns:w16cex="http://schemas.microsoft.com/office/word/2018/wordml/cex" xmlns:w16cid="http://schemas.microsoft.com/office/word/2016/wordml/cid" xmlns:w16="http://schemas.microsoft.com/office/word/2018/wordml" xmlns:w16du="http://schemas.microsoft.com/office/word/2023/wordml/word16du" xmlns:w16sdtdh="http://schemas.microsoft.com/office/word/2020/wordml/sdtdatahash" xmlns:w16sdtfl="http://schemas.microsoft.com/office/word/2024/wordml/sdtformatlock" xmlns:w16se="http://schemas.microsoft.com/office/word/2015/wordml/symex" xmlns:aclsh="http://schemas.microsoft.com/office/drawing/2020/classificationShape" classificationOutcomeType="hdr"/>
+                    <aclsh:classification xmlns:aclsh="http://schemas.microsoft.com/office/drawing/2020/classificationShape" xmlns:w16se="http://schemas.microsoft.com/office/word/2015/wordml/symex" xmlns:w16sdtfl="http://schemas.microsoft.com/office/word/2024/wordml/sdtformatlock" xmlns:w16sdtdh="http://schemas.microsoft.com/office/word/2020/wordml/sdtdatahash" xmlns:w16du="http://schemas.microsoft.com/office/word/2023/wordml/word16du" xmlns:w16="http://schemas.microsoft.com/office/word/2018/wordml" xmlns:w16cid="http://schemas.microsoft.com/office/word/2016/wordml/cid" xmlns:w16cex="http://schemas.microsoft.com/office/word/2018/wordml/cex" xmlns:w="http://schemas.openxmlformats.org/wordprocessingml/2006/main" xmlns:w10="urn:schemas-microsoft-com:office:word" xmlns:v="urn:schemas-microsoft-com:vml" xmlns:oel="http://schemas.microsoft.com/office/2019/extlst" xmlns:o="urn:schemas-microsoft-com:office:office" xmlns:am3d="http://schemas.microsoft.com/office/drawing/2017/model3d" xmlns:aink="http://schemas.microsoft.com/office/drawing/2016/ink" xmlns:cx8="http://schemas.microsoft.com/office/drawing/2016/5/14/chartex" xmlns:cx7="http://schemas.microsoft.com/office/drawing/2016/5/13/chartex" xmlns:cx6="http://schemas.microsoft.com/office/drawing/2016/5/12/chartex" xmlns:cx5="http://schemas.microsoft.com/office/drawing/2016/5/11/chartex" xmlns:cx4="http://schemas.microsoft.com/office/drawing/2016/5/10/chartex" xmlns:cx3="http://schemas.microsoft.com/office/drawing/2016/5/9/chartex" xmlns:cx2="http://schemas.microsoft.com/office/drawing/2015/10/21/chartex" xmlns:cx1="http://schemas.microsoft.com/office/drawing/2015/9/8/chartex" xmlns:cx="http://schemas.microsoft.com/office/drawing/2014/chartex" xmlns="" classificationOutcomeType="hdr"/>
                   </a:ext>
                 </a:extLst>
               </wp:docPr>
@@ -9783,7 +9568,7 @@
               <wp:docPr id="397844938" name="Cuadro de texto 3" descr="• PUBLIC 公開">
                 <a:extLst xmlns:a="http://schemas.openxmlformats.org/drawingml/2006/main">
                   <a:ext uri="{5AE41FA2-C0FF-4470-9BD4-5FADCA87CBE2}">
-                    <aclsh:classification xmlns="" xmlns:cx="http://schemas.microsoft.com/office/drawing/2014/chartex" xmlns:cx1="http://schemas.microsoft.com/office/drawing/2015/9/8/chartex" xmlns:cx2="http://schemas.microsoft.com/office/drawing/2015/10/21/chartex" xmlns:cx3="http://schemas.microsoft.com/office/drawing/2016/5/9/chartex" xmlns:cx4="http://schemas.microsoft.com/office/drawing/2016/5/10/chartex" xmlns:cx5="http://schemas.microsoft.com/office/drawing/2016/5/11/chartex" xmlns:cx6="http://schemas.microsoft.com/office/drawing/2016/5/12/chartex" xmlns:cx7="http://schemas.microsoft.com/office/drawing/2016/5/13/chartex" xmlns:cx8="http://schemas.microsoft.com/office/drawing/2016/5/14/chartex" xmlns:aink="http://schemas.microsoft.com/office/drawing/2016/ink" xmlns:am3d="http://schemas.microsoft.com/office/drawing/2017/model3d" xmlns:o="urn:schemas-microsoft-com:office:office" xmlns:oel="http://schemas.microsoft.com/office/2019/extlst" xmlns:v="urn:schemas-microsoft-com:vml" xmlns:w10="urn:schemas-microsoft-com:office:word" xmlns:w="http://schemas.openxmlformats.org/wordprocessingml/2006/main" xmlns:w16cex="http://schemas.microsoft.com/office/word/2018/wordml/cex" xmlns:w16cid="http://schemas.microsoft.com/office/word/2016/wordml/cid" xmlns:w16="http://schemas.microsoft.com/office/word/2018/wordml" xmlns:w16du="http://schemas.microsoft.com/office/word/2023/wordml/word16du" xmlns:w16sdtdh="http://schemas.microsoft.com/office/word/2020/wordml/sdtdatahash" xmlns:w16sdtfl="http://schemas.microsoft.com/office/word/2024/wordml/sdtformatlock" xmlns:w16se="http://schemas.microsoft.com/office/word/2015/wordml/symex" xmlns:aclsh="http://schemas.microsoft.com/office/drawing/2020/classificationShape" classificationOutcomeType="hdr"/>
+                    <aclsh:classification xmlns:aclsh="http://schemas.microsoft.com/office/drawing/2020/classificationShape" xmlns:w16se="http://schemas.microsoft.com/office/word/2015/wordml/symex" xmlns:w16sdtfl="http://schemas.microsoft.com/office/word/2024/wordml/sdtformatlock" xmlns:w16sdtdh="http://schemas.microsoft.com/office/word/2020/wordml/sdtdatahash" xmlns:w16du="http://schemas.microsoft.com/office/word/2023/wordml/word16du" xmlns:w16="http://schemas.microsoft.com/office/word/2018/wordml" xmlns:w16cid="http://schemas.microsoft.com/office/word/2016/wordml/cid" xmlns:w16cex="http://schemas.microsoft.com/office/word/2018/wordml/cex" xmlns:w="http://schemas.openxmlformats.org/wordprocessingml/2006/main" xmlns:w10="urn:schemas-microsoft-com:office:word" xmlns:v="urn:schemas-microsoft-com:vml" xmlns:oel="http://schemas.microsoft.com/office/2019/extlst" xmlns:o="urn:schemas-microsoft-com:office:office" xmlns:am3d="http://schemas.microsoft.com/office/drawing/2017/model3d" xmlns:aink="http://schemas.microsoft.com/office/drawing/2016/ink" xmlns:cx8="http://schemas.microsoft.com/office/drawing/2016/5/14/chartex" xmlns:cx7="http://schemas.microsoft.com/office/drawing/2016/5/13/chartex" xmlns:cx6="http://schemas.microsoft.com/office/drawing/2016/5/12/chartex" xmlns:cx5="http://schemas.microsoft.com/office/drawing/2016/5/11/chartex" xmlns:cx4="http://schemas.microsoft.com/office/drawing/2016/5/10/chartex" xmlns:cx3="http://schemas.microsoft.com/office/drawing/2016/5/9/chartex" xmlns:cx2="http://schemas.microsoft.com/office/drawing/2015/10/21/chartex" xmlns:cx1="http://schemas.microsoft.com/office/drawing/2015/9/8/chartex" xmlns:cx="http://schemas.microsoft.com/office/drawing/2014/chartex" xmlns="" classificationOutcomeType="hdr"/>
                   </a:ext>
                 </a:extLst>
               </wp:docPr>
@@ -17082,7 +16867,7 @@
 </file>
 
 <file path=customXml/itemProps1.xml><?xml version="1.0" encoding="utf-8"?>
-<ds:datastoreItem xmlns:ds="http://schemas.openxmlformats.org/officeDocument/2006/customXml" ds:itemID="{13929F17-3280-4B94-96A4-BB683D77BD79}">
+<ds:datastoreItem xmlns:ds="http://schemas.openxmlformats.org/officeDocument/2006/customXml" ds:itemID="{D1199CB7-3FD0-47A7-8C9C-8F688703BD01}">
   <ds:schemaRefs>
     <ds:schemaRef ds:uri="http://schemas.openxmlformats.org/officeDocument/2006/bibliography"/>
   </ds:schemaRefs>
